--- a/lessons/1-6-group1/homework.docx
+++ b/lessons/1-6-group1/homework.docx
@@ -115,7 +115,7 @@
           <wp:inline distT="0" distB="0" distL="0" distR="0">
             <wp:extent cx="1047750" cy="790575"/>
             <wp:effectExtent t="0" r="0" b="0" l="0"/>
-            <wp:docPr id="1" name="" descr="" title=""/>
+            <wp:docPr id="1" name="representation" descr="Picture illustrating the vocabulary word &quot;representation&quot;" title="representation"/>
             <wp:cNvGraphicFramePr>
               <a:graphicFrameLocks xmlns:a="http://schemas.openxmlformats.org/drawingml/2006/main" noChangeAspect="1"/>
             </wp:cNvGraphicFramePr>
@@ -161,10 +161,10 @@
           <w:b/>
           <w:bCs/>
         </w:rPr>
-        <w:t xml:space="preserve">make sense of a problem (comprender un problema)</w:t>
-      </w:r>
-      <w:r>
-        <w:t xml:space="preserve"> — To figure out what a problem is asking — what you know, and what you don't know yet.</w:t>
+        <w:t xml:space="preserve">representation (representación)</w:t>
+      </w:r>
+      <w:r>
+        <w:t xml:space="preserve"> — A way of showing a problem — a drawing, table, equation, or model — that helps you see it.</w:t>
       </w:r>
     </w:p>
     <w:p>
@@ -178,7 +178,7 @@
           <wp:inline distT="0" distB="0" distL="0" distR="0">
             <wp:extent cx="1047750" cy="790575"/>
             <wp:effectExtent t="0" r="0" b="0" l="0"/>
-            <wp:docPr id="1" name="" descr="" title=""/>
+            <wp:docPr id="1" name="strategy" descr="Picture illustrating the vocabulary word &quot;strategy&quot;" title="strategy"/>
             <wp:cNvGraphicFramePr>
               <a:graphicFrameLocks xmlns:a="http://schemas.openxmlformats.org/drawingml/2006/main" noChangeAspect="1"/>
             </wp:cNvGraphicFramePr>
@@ -224,10 +224,10 @@
           <w:b/>
           <w:bCs/>
         </w:rPr>
-        <w:t xml:space="preserve">representation (representación)</w:t>
-      </w:r>
-      <w:r>
-        <w:t xml:space="preserve"> — A way of showing a problem — a drawing, table, equation, or model — that helps you see it.</w:t>
+        <w:t xml:space="preserve">strategy (estrategia)</w:t>
+      </w:r>
+      <w:r>
+        <w:t xml:space="preserve"> — A plan of attack for a problem — and something you can switch when you get stuck.</w:t>
       </w:r>
     </w:p>
     <w:p>
@@ -241,7 +241,7 @@
           <wp:inline distT="0" distB="0" distL="0" distR="0">
             <wp:extent cx="1047750" cy="790575"/>
             <wp:effectExtent t="0" r="0" b="0" l="0"/>
-            <wp:docPr id="1" name="" descr="" title=""/>
+            <wp:docPr id="1" name="critique" descr="Picture illustrating the vocabulary word &quot;critique&quot;" title="critique"/>
             <wp:cNvGraphicFramePr>
               <a:graphicFrameLocks xmlns:a="http://schemas.openxmlformats.org/drawingml/2006/main" noChangeAspect="1"/>
             </wp:cNvGraphicFramePr>
@@ -287,10 +287,10 @@
           <w:b/>
           <w:bCs/>
         </w:rPr>
-        <w:t xml:space="preserve">strategy (estrategia)</w:t>
-      </w:r>
-      <w:r>
-        <w:t xml:space="preserve"> — A plan of attack for a problem — and something you can switch when you get stuck.</w:t>
+        <w:t xml:space="preserve">critique (criticar constructivamente)</w:t>
+      </w:r>
+      <w:r>
+        <w:t xml:space="preserve"> — To examine an idea and say what is convincing or not — about the idea, never about the person.</w:t>
       </w:r>
     </w:p>
     <w:p>
@@ -304,7 +304,7 @@
           <wp:inline distT="0" distB="0" distL="0" distR="0">
             <wp:extent cx="1047750" cy="790575"/>
             <wp:effectExtent t="0" r="0" b="0" l="0"/>
-            <wp:docPr id="1" name="" descr="" title=""/>
+            <wp:docPr id="1" name="community agreement" descr="Picture illustrating the vocabulary word &quot;community agreement&quot;" title="community agreement"/>
             <wp:cNvGraphicFramePr>
               <a:graphicFrameLocks xmlns:a="http://schemas.openxmlformats.org/drawingml/2006/main" noChangeAspect="1"/>
             </wp:cNvGraphicFramePr>
@@ -350,69 +350,6 @@
           <w:b/>
           <w:bCs/>
         </w:rPr>
-        <w:t xml:space="preserve">critique (criticar constructivamente)</w:t>
-      </w:r>
-      <w:r>
-        <w:t xml:space="preserve"> — To examine an idea and say what is convincing or not — about the idea, never about the person.</w:t>
-      </w:r>
-    </w:p>
-    <w:p>
-      <w:pPr>
-        <w:keepNext/>
-        <w:spacing w:after="20" w:before="80"/>
-        <w:jc w:val="center"/>
-      </w:pPr>
-      <w:r>
-        <w:drawing>
-          <wp:inline distT="0" distB="0" distL="0" distR="0">
-            <wp:extent cx="1047750" cy="790575"/>
-            <wp:effectExtent t="0" r="0" b="0" l="0"/>
-            <wp:docPr id="1" name="" descr="" title=""/>
-            <wp:cNvGraphicFramePr>
-              <a:graphicFrameLocks xmlns:a="http://schemas.openxmlformats.org/drawingml/2006/main" noChangeAspect="1"/>
-            </wp:cNvGraphicFramePr>
-            <a:graphic xmlns:a="http://schemas.openxmlformats.org/drawingml/2006/main">
-              <a:graphicData uri="http://schemas.openxmlformats.org/drawingml/2006/picture">
-                <pic:pic xmlns:pic="http://schemas.openxmlformats.org/drawingml/2006/picture">
-                  <pic:nvPicPr>
-                    <pic:cNvPr id="0" name="" descr=""/>
-                    <pic:cNvPicPr>
-                      <a:picLocks noChangeAspect="1" noChangeArrowheads="1"/>
-                    </pic:cNvPicPr>
-                  </pic:nvPicPr>
-                  <pic:blipFill>
-                    <a:blip r:embed="rId11" cstate="none"/>
-                    <a:srcRect/>
-                    <a:stretch>
-                      <a:fillRect/>
-                    </a:stretch>
-                  </pic:blipFill>
-                  <pic:spPr bwMode="auto">
-                    <a:xfrm>
-                      <a:off x="0" y="0"/>
-                      <a:ext cx="1047750" cy="790575"/>
-                    </a:xfrm>
-                    <a:prstGeom prst="rect">
-                      <a:avLst/>
-                    </a:prstGeom>
-                  </pic:spPr>
-                </pic:pic>
-              </a:graphicData>
-            </a:graphic>
-          </wp:inline>
-        </w:drawing>
-      </w:r>
-    </w:p>
-    <w:p>
-      <w:pPr>
-        <w:keepNext/>
-        <w:spacing w:after="120"/>
-      </w:pPr>
-      <w:r>
-        <w:rPr>
-          <w:b/>
-          <w:bCs/>
-        </w:rPr>
         <w:t xml:space="preserve">community agreement (acuerdo comunitario)</w:t>
       </w:r>
       <w:r>
@@ -461,7 +398,7 @@
         <w:spacing w:after="40" w:before="0"/>
       </w:pPr>
       <w:r>
-        <w:t xml:space="preserve">     A. 16</w:t>
+        <w:t xml:space="preserve">     A. 4</w:t>
       </w:r>
     </w:p>
     <w:p>
@@ -477,7 +414,7 @@
         <w:spacing w:after="40" w:before="0"/>
       </w:pPr>
       <w:r>
-        <w:t xml:space="preserve">     C. 4</w:t>
+        <w:t xml:space="preserve">     C. 16</w:t>
       </w:r>
     </w:p>
     <w:p>
@@ -516,23 +453,23 @@
         <w:spacing w:after="40" w:before="0"/>
       </w:pPr>
       <w:r>
-        <w:t xml:space="preserve">     A. About 96</w:t>
-      </w:r>
-    </w:p>
-    <w:p>
-      <w:pPr>
-        <w:spacing w:after="40" w:before="0"/>
-      </w:pPr>
-      <w:r>
-        <w:t xml:space="preserve">     B. About 22</w:t>
-      </w:r>
-    </w:p>
-    <w:p>
-      <w:pPr>
-        <w:spacing w:after="40" w:before="0"/>
-      </w:pPr>
-      <w:r>
-        <w:t xml:space="preserve">     C. About 66</w:t>
+        <w:t xml:space="preserve">     A. About 22</w:t>
+      </w:r>
+    </w:p>
+    <w:p>
+      <w:pPr>
+        <w:spacing w:after="40" w:before="0"/>
+      </w:pPr>
+      <w:r>
+        <w:t xml:space="preserve">     B. About 66</w:t>
+      </w:r>
+    </w:p>
+    <w:p>
+      <w:pPr>
+        <w:spacing w:after="40" w:before="0"/>
+      </w:pPr>
+      <w:r>
+        <w:t xml:space="preserve">     C. About 96</w:t>
       </w:r>
     </w:p>
     <w:p>
@@ -571,31 +508,31 @@
         <w:spacing w:after="40" w:before="0"/>
       </w:pPr>
       <w:r>
-        <w:t xml:space="preserve">     A. How many wheels the first rack has — 6 times as many needs a starting number</w:t>
-      </w:r>
-    </w:p>
-    <w:p>
-      <w:pPr>
-        <w:spacing w:after="40" w:before="0"/>
-      </w:pPr>
-      <w:r>
-        <w:t xml:space="preserve">     B. How many bikes are in the whole school</w:t>
-      </w:r>
-    </w:p>
-    <w:p>
-      <w:pPr>
-        <w:spacing w:after="40" w:before="0"/>
-      </w:pPr>
-      <w:r>
-        <w:t xml:space="preserve">     C. The answer 96, because that is what the book says</w:t>
-      </w:r>
-    </w:p>
-    <w:p>
-      <w:pPr>
-        <w:spacing w:after="40" w:before="0"/>
-      </w:pPr>
-      <w:r>
-        <w:t xml:space="preserve">     D. Nothing — you can multiply 8 × 6 right away and be done</w:t>
+        <w:t xml:space="preserve">     A. How many bikes are in the whole school</w:t>
+      </w:r>
+    </w:p>
+    <w:p>
+      <w:pPr>
+        <w:spacing w:after="40" w:before="0"/>
+      </w:pPr>
+      <w:r>
+        <w:t xml:space="preserve">     B. The answer 96, because that is what the book says</w:t>
+      </w:r>
+    </w:p>
+    <w:p>
+      <w:pPr>
+        <w:spacing w:after="40" w:before="0"/>
+      </w:pPr>
+      <w:r>
+        <w:t xml:space="preserve">     C. Nothing — you can multiply 8 × 6 right away and be done</w:t>
+      </w:r>
+    </w:p>
+    <w:p>
+      <w:pPr>
+        <w:spacing w:after="40" w:before="0"/>
+      </w:pPr>
+      <w:r>
+        <w:t xml:space="preserve">     D. How many wheels the first rack has — 6 times as many needs a starting number</w:t>
       </w:r>
     </w:p>
     <w:p>
@@ -634,23 +571,23 @@
         <w:spacing w:after="40" w:before="0"/>
       </w:pPr>
       <w:r>
-        <w:t xml:space="preserve">     B. 16 groups of 6 bikes</w:t>
-      </w:r>
-    </w:p>
-    <w:p>
-      <w:pPr>
-        <w:spacing w:after="40" w:before="0"/>
-      </w:pPr>
-      <w:r>
-        <w:t xml:space="preserve">     C. One group of 16 wheels plus one group of 6 wheels</w:t>
-      </w:r>
-    </w:p>
-    <w:p>
-      <w:pPr>
-        <w:spacing w:after="40" w:before="0"/>
-      </w:pPr>
-      <w:r>
-        <w:t xml:space="preserve">     D. 6 wheels shared equally among 16 bikes</w:t>
+        <w:t xml:space="preserve">     B. 6 wheels shared equally among 16 bikes</w:t>
+      </w:r>
+    </w:p>
+    <w:p>
+      <w:pPr>
+        <w:spacing w:after="40" w:before="0"/>
+      </w:pPr>
+      <w:r>
+        <w:t xml:space="preserve">     C. 16 groups of 6 bikes</w:t>
+      </w:r>
+    </w:p>
+    <w:p>
+      <w:pPr>
+        <w:spacing w:after="40" w:before="0"/>
+      </w:pPr>
+      <w:r>
+        <w:t xml:space="preserve">     D. One group of 16 wheels plus one group of 6 wheels</w:t>
       </w:r>
     </w:p>
     <w:p>
@@ -681,31 +618,31 @@
         <w:spacing w:after="40" w:before="0"/>
       </w:pPr>
       <w:r>
-        <w:t xml:space="preserve">     A. 96 — and 96 ÷ 6 = 16 brings back the first rack's wheels</w:t>
-      </w:r>
-    </w:p>
-    <w:p>
-      <w:pPr>
-        <w:spacing w:after="40" w:before="0"/>
-      </w:pPr>
-      <w:r>
-        <w:t xml:space="preserve">     B. 96 — and 96 looks like a big number, so it must be right</w:t>
-      </w:r>
-    </w:p>
-    <w:p>
-      <w:pPr>
-        <w:spacing w:after="40" w:before="0"/>
-      </w:pPr>
-      <w:r>
-        <w:t xml:space="preserve">     C. 22 — because 16 + 6 = 22</w:t>
-      </w:r>
-    </w:p>
-    <w:p>
-      <w:pPr>
-        <w:spacing w:after="40" w:before="0"/>
-      </w:pPr>
-      <w:r>
-        <w:t xml:space="preserve">     D. 48 — because 8 × 6 = 48</w:t>
+        <w:t xml:space="preserve">     A. 22 — because 16 + 6 = 22</w:t>
+      </w:r>
+    </w:p>
+    <w:p>
+      <w:pPr>
+        <w:spacing w:after="40" w:before="0"/>
+      </w:pPr>
+      <w:r>
+        <w:t xml:space="preserve">     B. 48 — because 8 × 6 = 48</w:t>
+      </w:r>
+    </w:p>
+    <w:p>
+      <w:pPr>
+        <w:spacing w:after="40" w:before="0"/>
+      </w:pPr>
+      <w:r>
+        <w:t xml:space="preserve">     C. 96 — and 96 ÷ 6 = 16 brings back the first rack's wheels</w:t>
+      </w:r>
+    </w:p>
+    <w:p>
+      <w:pPr>
+        <w:spacing w:after="40" w:before="0"/>
+      </w:pPr>
+      <w:r>
+        <w:t xml:space="preserve">     D. 96 — and 96 looks like a big number, so it must be right</w:t>
       </w:r>
     </w:p>
     <w:p>
@@ -736,23 +673,23 @@
         <w:spacing w:after="40" w:before="0"/>
       </w:pPr>
       <w:r>
-        <w:t xml:space="preserve">     A. Draw the situation — one bike per 2 wheels — or think of a problem like it you already solved</w:t>
-      </w:r>
-    </w:p>
-    <w:p>
-      <w:pPr>
-        <w:spacing w:after="40" w:before="0"/>
-      </w:pPr>
-      <w:r>
-        <w:t xml:space="preserve">     B. Skip it and answer the next one instead</w:t>
-      </w:r>
-    </w:p>
-    <w:p>
-      <w:pPr>
-        <w:spacing w:after="40" w:before="0"/>
-      </w:pPr>
-      <w:r>
-        <w:t xml:space="preserve">     C. Copy what the student next to you wrote</w:t>
+        <w:t xml:space="preserve">     A. Skip it and answer the next one instead</w:t>
+      </w:r>
+    </w:p>
+    <w:p>
+      <w:pPr>
+        <w:spacing w:after="40" w:before="0"/>
+      </w:pPr>
+      <w:r>
+        <w:t xml:space="preserve">     B. Copy what the student next to you wrote</w:t>
+      </w:r>
+    </w:p>
+    <w:p>
+      <w:pPr>
+        <w:spacing w:after="40" w:before="0"/>
+      </w:pPr>
+      <w:r>
+        <w:t xml:space="preserve">     C. Draw the situation — one bike per 2 wheels — or think of a problem like it you already solved</w:t>
       </w:r>
     </w:p>
     <w:p>
@@ -783,7 +720,7 @@
           <w:b/>
           <w:bCs/>
         </w:rPr>
-        <w:t xml:space="preserve">7. </w:t>
+        <w:t xml:space="preserve">7. Describe your problem-solving process for the rack problem, in order. Use the phrases make sense of, try a strategy, and check.</w:t>
       </w:r>
     </w:p>
     <w:p>
@@ -839,18 +776,91 @@
           <w:b/>
           <w:bCs/>
         </w:rPr>
-        <w:t xml:space="preserve">8. </w:t>
-      </w:r>
-    </w:p>
-    <w:p>
-      <w:pPr>
-        <w:spacing w:after="60" w:before="120"/>
-      </w:pPr>
-      <w:r>
-        <w:rPr>
-          <w:color w:val="BBBBBB"/>
-        </w:rPr>
-        <w:t xml:space="preserve">______________________________________________________________________</w:t>
+        <w:t xml:space="preserve">8. A classmate is stuck on the rack problem and says, 'I'm just bad at math.' Write what you would say and do — one sentence that helps them re-enter the problem, and one question you would ask instead of giving the answer.</w:t>
+      </w:r>
+    </w:p>
+    <w:p>
+      <w:pPr>
+        <w:spacing w:after="60" w:before="120"/>
+      </w:pPr>
+      <w:r>
+        <w:rPr>
+          <w:color w:val="BBBBBB"/>
+        </w:rPr>
+        <w:t xml:space="preserve">______________________________________________________________________</w:t>
+      </w:r>
+    </w:p>
+    <w:p>
+      <w:pPr>
+        <w:spacing w:after="60" w:before="120"/>
+      </w:pPr>
+      <w:r>
+        <w:rPr>
+          <w:color w:val="BBBBBB"/>
+        </w:rPr>
+        <w:t xml:space="preserve">______________________________________________________________________</w:t>
+      </w:r>
+    </w:p>
+    <w:p>
+      <w:pPr>
+        <w:spacing w:after="60" w:before="120"/>
+      </w:pPr>
+      <w:r>
+        <w:rPr>
+          <w:color w:val="BBBBBB"/>
+        </w:rPr>
+        <w:t xml:space="preserve">______________________________________________________________________</w:t>
+      </w:r>
+    </w:p>
+    <w:p>
+      <w:pPr>
+        <w:spacing w:after="60" w:before="120"/>
+      </w:pPr>
+      <w:r>
+        <w:rPr>
+          <w:color w:val="BBBBBB"/>
+        </w:rPr>
+        <w:t xml:space="preserve">______________________________________________________________________</w:t>
+      </w:r>
+    </w:p>
+    <w:p>
+      <w:pPr>
+        <w:spacing w:after="80" w:before="0"/>
+      </w:pPr>
+      <w:r>
+        <w:rPr>
+          <w:b/>
+          <w:bCs/>
+        </w:rPr>
+        <w:t xml:space="preserve">9. Fix our table's thinking</w:t>
+      </w:r>
+    </w:p>
+    <w:p>
+      <w:pPr>
+        <w:spacing w:after="40" w:before="0"/>
+      </w:pPr>
+      <w:r>
+        <w:t xml:space="preserve">   Step 1 (The problem): A rack holds 8 bikes, and each bike has 2 wheels. Another rack has 6 times as many wheels. Before computing anything: what do you need to find FIRST?</w:t>
+      </w:r>
+    </w:p>
+    <w:p>
+      <w:pPr>
+        <w:spacing w:after="40" w:before="0"/>
+      </w:pPr>
+      <w:r>
+        <w:t xml:space="preserve">   Step 2 (A classmate at our table answered): Nothing — you can multiply 8 × 6 right away and be done</w:t>
+      </w:r>
+    </w:p>
+    <w:p>
+      <w:pPr>
+        <w:spacing w:after="60" w:before="0"/>
+      </w:pPr>
+      <w:r>
+        <w:rPr>
+          <w:i/>
+          <w:iCs/>
+        </w:rPr>
+        <w:t xml:space="preserve">Which step has the mistake? Explain and fix it:</w:t>
       </w:r>
     </w:p>
     <w:p>
@@ -913,7 +923,7 @@
           <w:b/>
           <w:bCs/>
         </w:rPr>
-        <w:t xml:space="preserve">1. A. 16</w:t>
+        <w:t xml:space="preserve">1. C. 16</w:t>
       </w:r>
     </w:p>
     <w:p>
@@ -945,7 +955,7 @@
           <w:b/>
           <w:bCs/>
         </w:rPr>
-        <w:t xml:space="preserve">2. A. About 96</w:t>
+        <w:t xml:space="preserve">2. C. About 96</w:t>
       </w:r>
     </w:p>
     <w:p>
@@ -977,7 +987,7 @@
           <w:b/>
           <w:bCs/>
         </w:rPr>
-        <w:t xml:space="preserve">3. A. How many wheels the first rack has — 6 times as many needs a starting number</w:t>
+        <w:t xml:space="preserve">3. D. How many wheels the first rack has — 6 times as many needs a starting number</w:t>
       </w:r>
     </w:p>
     <w:p>
@@ -1041,7 +1051,7 @@
           <w:b/>
           <w:bCs/>
         </w:rPr>
-        <w:t xml:space="preserve">5. A. 96 — and 96 ÷ 6 = 16 brings back the first rack's wheels</w:t>
+        <w:t xml:space="preserve">5. C. 96 — and 96 ÷ 6 = 16 brings back the first rack's wheels</w:t>
       </w:r>
     </w:p>
     <w:p>
@@ -1073,7 +1083,7 @@
           <w:b/>
           <w:bCs/>
         </w:rPr>
-        <w:t xml:space="preserve">6. A. Draw the situation — one bike per 2 wheels — or think of a problem like it you already solved</w:t>
+        <w:t xml:space="preserve">6. C. Draw the situation — one bike per 2 wheels — or think of a problem like it you already solved</w:t>
       </w:r>
     </w:p>
     <w:p>
@@ -1118,6 +1128,34 @@
           <w:bCs/>
         </w:rPr>
         <w:t xml:space="preserve">8. Open response — answers will vary.</w:t>
+      </w:r>
+    </w:p>
+    <w:p>
+      <w:pPr>
+        <w:spacing w:after="40" w:before="0"/>
+      </w:pPr>
+      <w:r>
+        <w:rPr>
+          <w:b/>
+          <w:bCs/>
+        </w:rPr>
+        <w:t xml:space="preserve">9. Fix our table's thinking</w:t>
+      </w:r>
+    </w:p>
+    <w:p>
+      <w:pPr>
+        <w:spacing w:after="20" w:before="0"/>
+      </w:pPr>
+      <w:r>
+        <w:t xml:space="preserve">     The mistake is in Step 2.</w:t>
+      </w:r>
+    </w:p>
+    <w:p>
+      <w:pPr>
+        <w:spacing w:after="20" w:before="0"/>
+      </w:pPr>
+      <w:r>
+        <w:t xml:space="preserve">     Correct work: The correct answer is How many wheels the first rack has — 6 times as many needs a starting number. Making sense comes before computing. '6 times as many wheels' compares to the FIRST rack's wheels, so that count — 8 × 2 = 16 — has to exist before the 6 can multiply anything.</w:t>
       </w:r>
     </w:p>
     <w:sectPr>
@@ -1306,7 +1344,14 @@
 <file path=word/styles.xml><?xml version="1.0" encoding="utf-8"?>
 <w:styles xmlns:mc="http://schemas.openxmlformats.org/markup-compatibility/2006" xmlns:r="http://schemas.openxmlformats.org/officeDocument/2006/relationships" xmlns:w="http://schemas.openxmlformats.org/wordprocessingml/2006/main" xmlns:w14="http://schemas.microsoft.com/office/word/2010/wordml" xmlns:w15="http://schemas.microsoft.com/office/word/2012/wordml" mc:Ignorable="w14 w15">
   <w:docDefaults>
-    <w:rPrDefault/>
+    <w:rPrDefault>
+      <w:rPr>
+        <w:rFonts w:ascii="Arial" w:cs="Arial" w:eastAsia="Arial" w:hAnsi="Arial"/>
+        <w:sz w:val="22"/>
+        <w:szCs w:val="22"/>
+        <w:lang w:val="en-US"/>
+      </w:rPr>
+    </w:rPrDefault>
     <w:pPrDefault/>
   </w:docDefaults>
   <w:style w:type="paragraph" w:styleId="Title">
@@ -1324,10 +1369,16 @@
     <w:basedOn w:val="Normal"/>
     <w:next w:val="Normal"/>
     <w:qFormat/>
+    <w:pPr>
+      <w:keepNext/>
+    </w:pPr>
     <w:rPr>
-      <w:color w:val="2E74B5"/>
-      <w:sz w:val="32"/>
-      <w:szCs w:val="32"/>
+      <w:rFonts w:ascii="Arial" w:cs="Arial" w:eastAsia="Arial" w:hAnsi="Arial"/>
+      <w:b/>
+      <w:bCs/>
+      <w:color w:val="183E56"/>
+      <w:sz w:val="34"/>
+      <w:szCs w:val="34"/>
     </w:rPr>
   </w:style>
   <w:style w:type="paragraph" w:styleId="Heading2">
@@ -1335,8 +1386,14 @@
     <w:basedOn w:val="Normal"/>
     <w:next w:val="Normal"/>
     <w:qFormat/>
+    <w:pPr>
+      <w:keepNext/>
+    </w:pPr>
     <w:rPr>
-      <w:color w:val="2E74B5"/>
+      <w:rFonts w:ascii="Arial" w:cs="Arial" w:eastAsia="Arial" w:hAnsi="Arial"/>
+      <w:b/>
+      <w:bCs/>
+      <w:color w:val="176B70"/>
       <w:sz w:val="26"/>
       <w:szCs w:val="26"/>
     </w:rPr>

--- a/lessons/1-6-group1/homework.docx
+++ b/lessons/1-6-group1/homework.docx
@@ -896,268 +896,6 @@
         <w:t xml:space="preserve">______________________________________________________________________</w:t>
       </w:r>
     </w:p>
-    <w:p>
-      <w:r>
-        <w:br w:type="page"/>
-      </w:r>
-    </w:p>
-    <w:p>
-      <w:pPr>
-        <w:pStyle w:val="Heading1"/>
-        <w:spacing w:after="120"/>
-      </w:pPr>
-      <w:r>
-        <w:rPr>
-          <w:b/>
-          <w:bCs/>
-        </w:rPr>
-        <w:t xml:space="preserve">Answer Key (Teacher)</w:t>
-      </w:r>
-    </w:p>
-    <w:p>
-      <w:pPr>
-        <w:spacing w:after="40" w:before="0"/>
-      </w:pPr>
-      <w:r>
-        <w:rPr>
-          <w:b/>
-          <w:bCs/>
-        </w:rPr>
-        <w:t xml:space="preserve">1. C. 16</w:t>
-      </w:r>
-    </w:p>
-    <w:p>
-      <w:pPr>
-        <w:spacing w:after="20" w:before="0"/>
-      </w:pPr>
-      <w:r>
-        <w:t xml:space="preserve">     8 bikes with 2 wheels each is 8 × 2 = 16 wheels.</w:t>
-      </w:r>
-    </w:p>
-    <w:p>
-      <w:pPr>
-        <w:spacing w:after="80" w:before="0"/>
-      </w:pPr>
-      <w:r>
-        <w:rPr>
-          <w:i/>
-          <w:iCs/>
-        </w:rPr>
-        <w:t xml:space="preserve">     Watch for: Treating 'stuck' as a stop sign instead of a signal — waiting silently instead of trying a strategy: asking a question, drawing the problem, or recalling a similar problem.</w:t>
-      </w:r>
-    </w:p>
-    <w:p>
-      <w:pPr>
-        <w:spacing w:after="40" w:before="0"/>
-      </w:pPr>
-      <w:r>
-        <w:rPr>
-          <w:b/>
-          <w:bCs/>
-        </w:rPr>
-        <w:t xml:space="preserve">2. C. About 96</w:t>
-      </w:r>
-    </w:p>
-    <w:p>
-      <w:pPr>
-        <w:spacing w:after="20" w:before="0"/>
-      </w:pPr>
-      <w:r>
-        <w:t xml:space="preserve">     6 times as many as 16 is 16 × 6 = 96 wheels.</w:t>
-      </w:r>
-    </w:p>
-    <w:p>
-      <w:pPr>
-        <w:spacing w:after="80" w:before="0"/>
-      </w:pPr>
-      <w:r>
-        <w:rPr>
-          <w:i/>
-          <w:iCs/>
-        </w:rPr>
-        <w:t xml:space="preserve">     Watch for: Treating 'stuck' as a stop sign instead of a signal — waiting silently instead of trying a strategy: asking a question, drawing the problem, or recalling a similar problem.</w:t>
-      </w:r>
-    </w:p>
-    <w:p>
-      <w:pPr>
-        <w:spacing w:after="40" w:before="0"/>
-      </w:pPr>
-      <w:r>
-        <w:rPr>
-          <w:b/>
-          <w:bCs/>
-        </w:rPr>
-        <w:t xml:space="preserve">3. D. How many wheels the first rack has — 6 times as many needs a starting number</w:t>
-      </w:r>
-    </w:p>
-    <w:p>
-      <w:pPr>
-        <w:spacing w:after="20" w:before="0"/>
-      </w:pPr>
-      <w:r>
-        <w:t xml:space="preserve">     Making sense comes before computing. '6 times as many wheels' compares to the FIRST rack's wheels, so that count — 8 × 2 = 16 — has to exist before the 6 can multiply anything.</w:t>
-      </w:r>
-    </w:p>
-    <w:p>
-      <w:pPr>
-        <w:spacing w:after="80" w:before="0"/>
-      </w:pPr>
-      <w:r>
-        <w:rPr>
-          <w:i/>
-          <w:iCs/>
-        </w:rPr>
-        <w:t xml:space="preserve">     Watch for: Treating 'stuck' as a stop sign instead of a signal — waiting silently instead of trying a strategy: asking a question, drawing the problem, or recalling a similar problem.</w:t>
-      </w:r>
-    </w:p>
-    <w:p>
-      <w:pPr>
-        <w:spacing w:after="40" w:before="0"/>
-      </w:pPr>
-      <w:r>
-        <w:rPr>
-          <w:b/>
-          <w:bCs/>
-        </w:rPr>
-        <w:t xml:space="preserve">4. A. 6 equal groups of 16 wheels</w:t>
-      </w:r>
-    </w:p>
-    <w:p>
-      <w:pPr>
-        <w:spacing w:after="20" w:before="0"/>
-      </w:pPr>
-      <w:r>
-        <w:t xml:space="preserve">     '6 times as many wheels as 16' means six copies of the 16: 6 groups of 16 = 96. A drawing of six 16s IS the plan — the multiplication just carries it out.</w:t>
-      </w:r>
-    </w:p>
-    <w:p>
-      <w:pPr>
-        <w:spacing w:after="80" w:before="0"/>
-      </w:pPr>
-      <w:r>
-        <w:rPr>
-          <w:i/>
-          <w:iCs/>
-        </w:rPr>
-        <w:t xml:space="preserve">     Watch for: Treating 'stuck' as a stop sign instead of a signal — waiting silently instead of trying a strategy: asking a question, drawing the problem, or recalling a similar problem.</w:t>
-      </w:r>
-    </w:p>
-    <w:p>
-      <w:pPr>
-        <w:spacing w:after="40" w:before="0"/>
-      </w:pPr>
-      <w:r>
-        <w:rPr>
-          <w:b/>
-          <w:bCs/>
-        </w:rPr>
-        <w:t xml:space="preserve">5. C. 96 — and 96 ÷ 6 = 16 brings back the first rack's wheels</w:t>
-      </w:r>
-    </w:p>
-    <w:p>
-      <w:pPr>
-        <w:spacing w:after="20" w:before="0"/>
-      </w:pPr>
-      <w:r>
-        <w:t xml:space="preserve">     16 × 6 = 96, and the check runs the plan backward: 96 ÷ 6 = 16 ✓. A check that could FAIL is worth doing; 'it looks big' can never fail, so it checks nothing.</w:t>
-      </w:r>
-    </w:p>
-    <w:p>
-      <w:pPr>
-        <w:spacing w:after="80" w:before="0"/>
-      </w:pPr>
-      <w:r>
-        <w:rPr>
-          <w:i/>
-          <w:iCs/>
-        </w:rPr>
-        <w:t xml:space="preserve">     Watch for: Treating 'stuck' as a stop sign instead of a signal — waiting silently instead of trying a strategy: asking a question, drawing the problem, or recalling a similar problem.</w:t>
-      </w:r>
-    </w:p>
-    <w:p>
-      <w:pPr>
-        <w:spacing w:after="40" w:before="0"/>
-      </w:pPr>
-      <w:r>
-        <w:rPr>
-          <w:b/>
-          <w:bCs/>
-        </w:rPr>
-        <w:t xml:space="preserve">6. C. Draw the situation — one bike per 2 wheels — or think of a problem like it you already solved</w:t>
-      </w:r>
-    </w:p>
-    <w:p>
-      <w:pPr>
-        <w:spacing w:after="20" w:before="0"/>
-      </w:pPr>
-      <w:r>
-        <w:t xml:space="preserve">     Visualizing and connecting to a problem you have seen are two of the lesson's strategies. A drawing shows 2 wheels making 1 bike, so 96 wheels make 96 ÷ 2 = 48 bikes.</w:t>
-      </w:r>
-    </w:p>
-    <w:p>
-      <w:pPr>
-        <w:spacing w:after="80" w:before="0"/>
-      </w:pPr>
-      <w:r>
-        <w:rPr>
-          <w:i/>
-          <w:iCs/>
-        </w:rPr>
-        <w:t xml:space="preserve">     Watch for: Treating 'stuck' as a stop sign instead of a signal — waiting silently instead of trying a strategy: asking a question, drawing the problem, or recalling a similar problem.</w:t>
-      </w:r>
-    </w:p>
-    <w:p>
-      <w:pPr>
-        <w:spacing w:after="40" w:before="0"/>
-      </w:pPr>
-      <w:r>
-        <w:rPr>
-          <w:b/>
-          <w:bCs/>
-        </w:rPr>
-        <w:t xml:space="preserve">7. Open response — answers will vary.</w:t>
-      </w:r>
-    </w:p>
-    <w:p>
-      <w:pPr>
-        <w:spacing w:after="40" w:before="0"/>
-      </w:pPr>
-      <w:r>
-        <w:rPr>
-          <w:b/>
-          <w:bCs/>
-        </w:rPr>
-        <w:t xml:space="preserve">8. Open response — answers will vary.</w:t>
-      </w:r>
-    </w:p>
-    <w:p>
-      <w:pPr>
-        <w:spacing w:after="40" w:before="0"/>
-      </w:pPr>
-      <w:r>
-        <w:rPr>
-          <w:b/>
-          <w:bCs/>
-        </w:rPr>
-        <w:t xml:space="preserve">9. Fix our table's thinking</w:t>
-      </w:r>
-    </w:p>
-    <w:p>
-      <w:pPr>
-        <w:spacing w:after="20" w:before="0"/>
-      </w:pPr>
-      <w:r>
-        <w:t xml:space="preserve">     The mistake is in Step 2.</w:t>
-      </w:r>
-    </w:p>
-    <w:p>
-      <w:pPr>
-        <w:spacing w:after="20" w:before="0"/>
-      </w:pPr>
-      <w:r>
-        <w:t xml:space="preserve">     Correct work: The correct answer is How many wheels the first rack has — 6 times as many needs a starting number. Making sense comes before computing. '6 times as many wheels' compares to the FIRST rack's wheels, so that count — 8 × 2 = 16 — has to exist before the 6 can multiply anything.</w:t>
-      </w:r>
-    </w:p>
     <w:sectPr>
       <w:pgSz w:w="11906" w:h="16838" w:orient="portrait"/>
       <w:pgMar w:top="720" w:right="900" w:bottom="720" w:left="900" w:header="708" w:footer="708" w:gutter="0"/>
